--- a/ПЗ_Сурков_Иван_ТРПО24-3.docx
+++ b/ПЗ_Сурков_Иван_ТРПО24-3.docx
@@ -10299,7 +10299,7 @@
       </w:r>
       <w:proofErr w:type="gramEnd"/>
       <w:r>
-        <w:t>. Полный исходный код всего проекта представлен в архиве, прилагаемом к курсовой работе.</w:t>
+        <w:t>. Полный исходный код всего проекта представлен в архиве, прилагаемом к курсовой работе, а также в репозитории GitHub: https://github.com/Ivanpython2006/lombard-project.</w:t>
       </w:r>
     </w:p>
     <w:p>
